--- a/tillsyn/A 30249-2026 tillsynsbegäran.docx
+++ b/tillsyn/A 30249-2026 tillsynsbegäran.docx
@@ -65,7 +65,7 @@
     </w:p>
     <w:p>
       <w:r>
-        <w:t>I och inom 4 meter från avverkningsanmälan finns fynd av 11 naturvårdsarter, varav 8 är rödlistade, 4 är fridlysta, 9 är typiska (T) och 1 är signalart (S): blackticka (VU), garnlav (VU, T), gräddticka (VU), knärot (VU, T, §8), rosenticka (NT, T), tretåig hackspett (NT, T, §4), ullticka (NT, T), vedtrappmossa (NT, T), korallrot (S, T, §8), hultbräken (T) och spillkråka (T, §4). Se Figur 1.</w:t>
+        <w:t>I och inom 4 meter från avverkningsanmälan finns fynd av 10 naturvårdsarter, varav 7 är rödlistade, 4 är fridlysta, 9 är typiska (T) och 1 är signalart (S): blackticka (VU), garnlav (VU, T), knärot (VU, T, §8), rosenticka (NT, T), tretåig hackspett (NT, T, §4), ullticka (NT, T), vedtrappmossa (NT, T), korallrot (S, T, §8), hultbräken (T) och spillkråka (T, §4). Se Figur 1.</w:t>
       </w:r>
     </w:p>
     <w:p>
@@ -142,17 +142,6 @@
       </w:r>
       <w:r>
         <w:t xml:space="preserve"> (SLU Artdatabanken, 2026).</w:t>
-      </w:r>
-    </w:p>
-    <w:p>
-      <w:r>
-        <w:rPr>
-          <w:b/>
-        </w:rPr>
-        <w:t>Gräddticka (VU)</w:t>
-      </w:r>
-      <w:r>
-        <w:t xml:space="preserve"> har klassificerats som en ”gammelskogsindikator” och signalerar granskogar med höga naturvärden. Den kräver miljöer med hög och jämn fuktighet och växtplatserna ligger oftast på näringsrik, fuktig eller blöt mark där lågan och den murkna veden hålls konstant fuktig. Slutavverkning av gammelgranskog är ett direkt hot mot artens existens i landet och artens växtplatser måste undantas från skogsbruk (SLU Artdatabanken, 2024; Nitare &amp; Skogsstyrelsen, 2019).</w:t>
       </w:r>
     </w:p>
     <w:p>
@@ -1448,7 +1437,7 @@
     <w:r>
       <w:tab/>
       <w:tab/>
-      <w:t>2026-08-05</w:t>
+      <w:t>2026-08-07</w:t>
       <w:br/>
       <w:br/>
     </w:r>

--- a/tillsyn/A 30249-2026 tillsynsbegäran.docx
+++ b/tillsyn/A 30249-2026 tillsynsbegäran.docx
@@ -1437,7 +1437,7 @@
     <w:r>
       <w:tab/>
       <w:tab/>
-      <w:t>2026-08-07</w:t>
+      <w:t>2026-08-08</w:t>
       <w:br/>
       <w:br/>
     </w:r>

--- a/tillsyn/A 30249-2026 tillsynsbegäran.docx
+++ b/tillsyn/A 30249-2026 tillsynsbegäran.docx
@@ -1831,7 +1831,7 @@
     <w:r>
       <w:tab/>
       <w:tab/>
-      <w:t>2026-08-15</w:t>
+      <w:t>2026-08-16</w:t>
       <w:br/>
       <w:br/>
     </w:r>

--- a/tillsyn/A 30249-2026 tillsynsbegäran.docx
+++ b/tillsyn/A 30249-2026 tillsynsbegäran.docx
@@ -1831,7 +1831,7 @@
     <w:r>
       <w:tab/>
       <w:tab/>
-      <w:t>2026-08-16</w:t>
+      <w:t>2026-08-17</w:t>
       <w:br/>
       <w:br/>
     </w:r>

--- a/tillsyn/A 30249-2026 tillsynsbegäran.docx
+++ b/tillsyn/A 30249-2026 tillsynsbegäran.docx
@@ -1831,7 +1831,7 @@
     <w:r>
       <w:tab/>
       <w:tab/>
-      <w:t>2026-08-17</w:t>
+      <w:t>2026-08-18</w:t>
       <w:br/>
       <w:br/>
     </w:r>

--- a/tillsyn/A 30249-2026 tillsynsbegäran.docx
+++ b/tillsyn/A 30249-2026 tillsynsbegäran.docx
@@ -1831,7 +1831,7 @@
     <w:r>
       <w:tab/>
       <w:tab/>
-      <w:t>2026-08-18</w:t>
+      <w:t>2026-08-19</w:t>
       <w:br/>
       <w:br/>
     </w:r>

--- a/tillsyn/A 30249-2026 tillsynsbegäran.docx
+++ b/tillsyn/A 30249-2026 tillsynsbegäran.docx
@@ -1831,7 +1831,7 @@
     <w:r>
       <w:tab/>
       <w:tab/>
-      <w:t>2026-08-19</w:t>
+      <w:t>2026-08-20</w:t>
       <w:br/>
       <w:br/>
     </w:r>

--- a/tillsyn/A 30249-2026 tillsynsbegäran.docx
+++ b/tillsyn/A 30249-2026 tillsynsbegäran.docx
@@ -1831,7 +1831,7 @@
     <w:r>
       <w:tab/>
       <w:tab/>
-      <w:t>2026-08-20</w:t>
+      <w:t>2026-08-21</w:t>
       <w:br/>
       <w:br/>
     </w:r>

--- a/tillsyn/A 30249-2026 tillsynsbegäran.docx
+++ b/tillsyn/A 30249-2026 tillsynsbegäran.docx
@@ -1831,7 +1831,7 @@
     <w:r>
       <w:tab/>
       <w:tab/>
-      <w:t>2026-08-21</w:t>
+      <w:t>2026-08-22</w:t>
       <w:br/>
       <w:br/>
     </w:r>

--- a/tillsyn/A 30249-2026 tillsynsbegäran.docx
+++ b/tillsyn/A 30249-2026 tillsynsbegäran.docx
@@ -1831,7 +1831,7 @@
     <w:r>
       <w:tab/>
       <w:tab/>
-      <w:t>2026-08-22</w:t>
+      <w:t>2026-08-23</w:t>
       <w:br/>
       <w:br/>
     </w:r>

--- a/tillsyn/A 30249-2026 tillsynsbegäran.docx
+++ b/tillsyn/A 30249-2026 tillsynsbegäran.docx
@@ -1831,7 +1831,7 @@
     <w:r>
       <w:tab/>
       <w:tab/>
-      <w:t>2026-08-23</w:t>
+      <w:t>2026-08-24</w:t>
       <w:br/>
       <w:br/>
     </w:r>

--- a/tillsyn/A 30249-2026 tillsynsbegäran.docx
+++ b/tillsyn/A 30249-2026 tillsynsbegäran.docx
@@ -1831,7 +1831,7 @@
     <w:r>
       <w:tab/>
       <w:tab/>
-      <w:t>2026-08-24</w:t>
+      <w:t>2026-08-25</w:t>
       <w:br/>
       <w:br/>
     </w:r>

--- a/tillsyn/A 30249-2026 tillsynsbegäran.docx
+++ b/tillsyn/A 30249-2026 tillsynsbegäran.docx
@@ -1831,7 +1831,7 @@
     <w:r>
       <w:tab/>
       <w:tab/>
-      <w:t>2026-08-25</w:t>
+      <w:t>2026-08-26</w:t>
       <w:br/>
       <w:br/>
     </w:r>

--- a/tillsyn/A 30249-2026 tillsynsbegäran.docx
+++ b/tillsyn/A 30249-2026 tillsynsbegäran.docx
@@ -1831,7 +1831,7 @@
     <w:r>
       <w:tab/>
       <w:tab/>
-      <w:t>2026-08-26</w:t>
+      <w:t>2026-08-27</w:t>
       <w:br/>
       <w:br/>
     </w:r>

--- a/tillsyn/A 30249-2026 tillsynsbegäran.docx
+++ b/tillsyn/A 30249-2026 tillsynsbegäran.docx
@@ -1831,7 +1831,7 @@
     <w:r>
       <w:tab/>
       <w:tab/>
-      <w:t>2026-08-27</w:t>
+      <w:t>2026-08-28</w:t>
       <w:br/>
       <w:br/>
     </w:r>

--- a/tillsyn/A 30249-2026 tillsynsbegäran.docx
+++ b/tillsyn/A 30249-2026 tillsynsbegäran.docx
@@ -1831,7 +1831,7 @@
     <w:r>
       <w:tab/>
       <w:tab/>
-      <w:t>2026-08-28</w:t>
+      <w:t>2026-08-29</w:t>
       <w:br/>
       <w:br/>
     </w:r>

--- a/tillsyn/A 30249-2026 tillsynsbegäran.docx
+++ b/tillsyn/A 30249-2026 tillsynsbegäran.docx
@@ -1831,7 +1831,7 @@
     <w:r>
       <w:tab/>
       <w:tab/>
-      <w:t>2026-08-29</w:t>
+      <w:t>2026-08-31</w:t>
       <w:br/>
       <w:br/>
     </w:r>

--- a/tillsyn/A 30249-2026 tillsynsbegäran.docx
+++ b/tillsyn/A 30249-2026 tillsynsbegäran.docx
@@ -1831,7 +1831,7 @@
     <w:r>
       <w:tab/>
       <w:tab/>
-      <w:t>2026-08-31</w:t>
+      <w:t>2026-09-01</w:t>
       <w:br/>
       <w:br/>
     </w:r>

--- a/tillsyn/A 30249-2026 tillsynsbegäran.docx
+++ b/tillsyn/A 30249-2026 tillsynsbegäran.docx
@@ -1831,7 +1831,7 @@
     <w:r>
       <w:tab/>
       <w:tab/>
-      <w:t>2026-09-01</w:t>
+      <w:t>2026-09-02</w:t>
       <w:br/>
       <w:br/>
     </w:r>

--- a/tillsyn/A 30249-2026 tillsynsbegäran.docx
+++ b/tillsyn/A 30249-2026 tillsynsbegäran.docx
@@ -1831,7 +1831,7 @@
     <w:r>
       <w:tab/>
       <w:tab/>
-      <w:t>2026-09-02</w:t>
+      <w:t>2026-09-03</w:t>
       <w:br/>
       <w:br/>
     </w:r>

--- a/tillsyn/A 30249-2026 tillsynsbegäran.docx
+++ b/tillsyn/A 30249-2026 tillsynsbegäran.docx
@@ -1831,7 +1831,7 @@
     <w:r>
       <w:tab/>
       <w:tab/>
-      <w:t>2026-09-03</w:t>
+      <w:t>2026-09-04</w:t>
       <w:br/>
       <w:br/>
     </w:r>

--- a/tillsyn/A 30249-2026 tillsynsbegäran.docx
+++ b/tillsyn/A 30249-2026 tillsynsbegäran.docx
@@ -1831,7 +1831,7 @@
     <w:r>
       <w:tab/>
       <w:tab/>
-      <w:t>2026-09-04</w:t>
+      <w:t>2026-09-05</w:t>
       <w:br/>
       <w:br/>
     </w:r>

--- a/tillsyn/A 30249-2026 tillsynsbegäran.docx
+++ b/tillsyn/A 30249-2026 tillsynsbegäran.docx
@@ -1831,7 +1831,7 @@
     <w:r>
       <w:tab/>
       <w:tab/>
-      <w:t>2026-09-05</w:t>
+      <w:t>2026-09-06</w:t>
       <w:br/>
       <w:br/>
     </w:r>

--- a/tillsyn/A 30249-2026 tillsynsbegäran.docx
+++ b/tillsyn/A 30249-2026 tillsynsbegäran.docx
@@ -1831,7 +1831,7 @@
     <w:r>
       <w:tab/>
       <w:tab/>
-      <w:t>2026-09-06</w:t>
+      <w:t>2026-09-07</w:t>
       <w:br/>
       <w:br/>
     </w:r>

--- a/tillsyn/A 30249-2026 tillsynsbegäran.docx
+++ b/tillsyn/A 30249-2026 tillsynsbegäran.docx
@@ -1831,7 +1831,7 @@
     <w:r>
       <w:tab/>
       <w:tab/>
-      <w:t>2026-09-07</w:t>
+      <w:t>2026-09-08</w:t>
       <w:br/>
       <w:br/>
     </w:r>

--- a/tillsyn/A 30249-2026 tillsynsbegäran.docx
+++ b/tillsyn/A 30249-2026 tillsynsbegäran.docx
@@ -1831,7 +1831,7 @@
     <w:r>
       <w:tab/>
       <w:tab/>
-      <w:t>2026-09-08</w:t>
+      <w:t>2026-09-09</w:t>
       <w:br/>
       <w:br/>
     </w:r>

--- a/tillsyn/A 30249-2026 tillsynsbegäran.docx
+++ b/tillsyn/A 30249-2026 tillsynsbegäran.docx
@@ -1831,7 +1831,7 @@
     <w:r>
       <w:tab/>
       <w:tab/>
-      <w:t>2026-09-09</w:t>
+      <w:t>2026-09-10</w:t>
       <w:br/>
       <w:br/>
     </w:r>

--- a/tillsyn/A 30249-2026 tillsynsbegäran.docx
+++ b/tillsyn/A 30249-2026 tillsynsbegäran.docx
@@ -1831,7 +1831,7 @@
     <w:r>
       <w:tab/>
       <w:tab/>
-      <w:t>2026-09-10</w:t>
+      <w:t>2026-09-11</w:t>
       <w:br/>
       <w:br/>
     </w:r>

--- a/tillsyn/A 30249-2026 tillsynsbegäran.docx
+++ b/tillsyn/A 30249-2026 tillsynsbegäran.docx
@@ -1831,7 +1831,7 @@
     <w:r>
       <w:tab/>
       <w:tab/>
-      <w:t>2026-09-11</w:t>
+      <w:t>2026-09-12</w:t>
       <w:br/>
       <w:br/>
     </w:r>

--- a/tillsyn/A 30249-2026 tillsynsbegäran.docx
+++ b/tillsyn/A 30249-2026 tillsynsbegäran.docx
@@ -1831,7 +1831,7 @@
     <w:r>
       <w:tab/>
       <w:tab/>
-      <w:t>2026-09-12</w:t>
+      <w:t>2026-09-13</w:t>
       <w:br/>
       <w:br/>
     </w:r>
